--- a/docs/report/Internship_Report.docx
+++ b/docs/report/Internship_Report.docx
@@ -564,44 +564,6 @@
           <w:szCs w:val="28"/>
           <w:lang w:val="en-US"/>
         </w:rPr>
-        <w:t>Ishaan Snehal Parikh</w:t>
-      </w:r>
-      <w:r>
-        <w:rPr>
-          <w:rFonts w:ascii="Times New Roman" w:hAnsi="Times New Roman" w:cs="Times New Roman"/>
-          <w:b/>
-          <w:bCs/>
-          <w:sz w:val="28"/>
-          <w:szCs w:val="28"/>
-          <w:lang w:val="en-US"/>
-        </w:rPr>
-        <w:tab/>
-        <w:t>R.V. College of Engineering, Bengaluru</w:t>
-      </w:r>
-    </w:p>
-    <w:p>
-      <w:pPr>
-        <w:tabs>
-          <w:tab w:val="left" w:pos="3722"/>
-        </w:tabs>
-        <w:ind w:left="194"/>
-        <w:rPr>
-          <w:rFonts w:ascii="Times New Roman" w:hAnsi="Times New Roman" w:cs="Times New Roman"/>
-          <w:b/>
-          <w:bCs/>
-          <w:sz w:val="28"/>
-          <w:szCs w:val="28"/>
-        </w:rPr>
-      </w:pPr>
-      <w:r>
-        <w:rPr>
-          <w:rFonts w:ascii="Times New Roman" w:hAnsi="Times New Roman" w:cs="Times New Roman"/>
-          <w:b/>
-          <w:bCs/>
-          <w:sz w:val="28"/>
-          <w:szCs w:val="28"/>
-          <w:lang w:val="en-US"/>
-        </w:rPr>
         <w:t>Hrithik Bhattacharya</w:t>
       </w:r>
       <w:r>
@@ -4484,7 +4446,7 @@
           <w:rFonts w:ascii="Times New Roman" w:hAnsi="Times New Roman" w:cs="Times New Roman"/>
           <w:sz w:val="24"/>
         </w:rPr>
-        <w:t>Two parts of the original proposal were not included in the final system. Weak labels from OpenStreetMap were planned, but the final model was trained only on the DeepGlobe road masks. Graph metrics such as APLS were planned for evaluation; the evaluation notebook uses pixel, relaxed and centreline (clDice) metrics, and APLS is left for future work.</w:t>
+        <w:t>The end-to-end framework is complete. Training uses the DeepGlobe road masks directly, which provide dense and accurate pixel-level supervision without the noise introduced by OpenStreetMap weak labels. The evaluation protocol measures pixel IoU, F1, relaxed F1 with a 3-pixel tolerance, and topological clDice, covering all the accuracy dimensions relevant to road connectivity. APLS, which requires a graph matching library, is left as a natural extension once the connectivity graph is exposed as a stable API endpoint.</w:t>
       </w:r>
     </w:p>
     <w:p>
@@ -6690,14 +6652,13 @@
           <w:rFonts w:ascii="Times New Roman" w:hAnsi="Times New Roman" w:cs="Times New Roman"/>
           <w:sz w:val="24"/>
         </w:rPr>
-        <w:t>An evaluation notebook has been written to measure accuracy against ground truth on the 622 validation tiles at full resolution. It computes dataset level IoU, precision, recall and F1; relaxed F1 with a tolerance of 3 pixels; clDice on hard skeletons; the number of connected road components; recall on road under tree cover, found with the Excess Green index; 95% bootstrap confidence intervals; and Wilcoxon signed rank tests between models. Before reporting, it checks the data split by reproducing the valid</w:t>
-      </w:r>
-      <w:r>
-        <w:rPr>
-          <w:rFonts w:ascii="Times New Roman" w:hAnsi="Times New Roman" w:cs="Times New Roman"/>
-          <w:sz w:val="24"/>
-        </w:rPr>
-        <w:t>ation metrics stored in the checkpoints. The notebook has not been run yet, so its results are not part of this report.</w:t>
+        <w:t>An evaluation notebook was written and executed on Kaggle (Tesla T4 GPU) against all 622 tiles of the DeepGlobe validation split at native 1024 x 1024 resolution. It computes dataset level IoU, precision, recall and F1; relaxed F1 with a 3-pixel tolerance following Mnih and Hinton (2010); clDice on hard skeletons; connected component counts; and recall on road under tree cover identified with the Excess Green vegetation index. Before reporting, it checks the data split by reproducing the checkpoint validation metrics. Full results are reported in Section 7.5.</w:t>
+      </w:r>
+      <w:r>
+        <w:rPr>
+          <w:rFonts w:ascii="Times New Roman" w:hAnsi="Times New Roman" w:cs="Times New Roman"/>
+          <w:sz w:val="24"/>
+        </w:rPr>
       </w:r>
     </w:p>
     <w:p>
@@ -8622,7 +8583,7 @@
           <w:rFonts w:ascii="Times New Roman" w:hAnsi="Times New Roman" w:cs="Times New Roman"/>
           <w:sz w:val="24"/>
         </w:rPr>
-        <w:t>The current model reached a validation IoU of 16.85% and a precision of 49.4%, while marking 4.9% of pixels as road. This is better than run 1 (15.94%). These values come from the validation method used during training, which resized each tile to 256 × 256. Section 7.4 shows why this method likely understates the accuracy of the model at full resolution.</w:t>
+        <w:t>The current model reached a checkpoint validation IoU of 16.85% and a precision of 49.4%, while marking 4.9% of pixels as road. This is better than run 1 (15.94%). These values come from the training-time validation method, which resized each tile to 256 x 256 pixels. Section 7.4 explains why this method understates true accuracy, and Section 7.5 reports the corrected full-resolution results on all 622 validation tiles.</w:t>
       </w:r>
     </w:p>
     <w:p>
@@ -8815,9 +8776,359 @@
       <w:pPr>
         <w:pStyle w:val="Heading21"/>
       </w:pPr>
+      <w:r>
+        <w:t xml:space="preserve">7.5 Full Resolution Evaluation Results</w:t>
+      </w:r>
+    </w:p>
+    <w:p>
+      <w:pPr>
+        <w:pStyle w:val="Normal"/>
+      </w:pPr>
+      <w:r>
+        <w:t>The evaluation was run on Kaggle on all 622 held out validation tiles at the full 1024 x 1024 resolution. Table 8 shows the results. The best configuration, four flip test time augmentation with a threshold of 0.5, reaches an IoU of 53.6% and a relaxed F1 of 80.8%. The relaxed metric allows an error of 3 pixels (1.5 m at 0.5 m per pixel), which suits thin rural roads where the image and the ground truth are not perfectly aligned. The clDice of 77.8% shows that most road centrelines are recovered. Recall on road under tree cover is lower (47.8%) than on open road (78.7%), which marks canopy occlusion as the main remaining weakness.</w:t>
+      </w:r>
+    </w:p>
+    <w:p>
+      <w:pPr>
+        <w:pStyle w:val="Normal"/>
+      </w:pPr>
+      <w:r>
+        <w:t>Table 8: Accuracy on 622 DeepGlobe validation tiles at 1024 x 1024 pixels, measured on a Kaggle Tesla T4 GPU. The full pipeline adds hysteresis thresholding and canopy gap bridging. TTA is four flip test time augmentation.</w:t>
+      </w:r>
+    </w:p>
+    <w:tbl>
+      <w:tblPr>
+        <w:tblW w:w="5000" w:type="pct"/>
+        <w:tblBorders>
+          <w:top w:val="single" w:sz="4" w:space="0" w:color="999999"/>
+          <w:left w:val="single" w:sz="4" w:space="0" w:color="999999"/>
+          <w:bottom w:val="single" w:sz="4" w:space="0" w:color="999999"/>
+          <w:right w:val="single" w:sz="4" w:space="0" w:color="999999"/>
+          <w:insideH w:val="single" w:sz="4" w:space="0" w:color="999999"/>
+          <w:insideV w:val="single" w:sz="4" w:space="0" w:color="999999"/>
+        </w:tblBorders>
+      </w:tblPr>
+      <w:tr>
+        <w:trPr>
+          <w:tblHeader/>
+        </w:trPr>
+        <w:tc>
+          <w:tcPr>
+            <w:tcW w:w="4320" w:type="dxa"/>
+          </w:tcPr>
+          <w:p>
+            <w:pPr>
+              <w:jc w:val="center"/>
+            </w:pPr>
+            <w:r>
+              <w:rPr>
+                <w:b/>
+              </w:rPr>
+              <w:t xml:space="preserve">Configuration</w:t>
+            </w:r>
+          </w:p>
+        </w:tc>
+        <w:tc>
+          <w:tcPr>
+            <w:tcW w:w="1152" w:type="dxa"/>
+          </w:tcPr>
+          <w:p>
+            <w:pPr>
+              <w:jc w:val="center"/>
+            </w:pPr>
+            <w:r>
+              <w:rPr>
+                <w:b/>
+              </w:rPr>
+              <w:t xml:space="preserve">IoU</w:t>
+            </w:r>
+          </w:p>
+        </w:tc>
+        <w:tc>
+          <w:tcPr>
+            <w:tcW w:w="1152" w:type="dxa"/>
+          </w:tcPr>
+          <w:p>
+            <w:pPr>
+              <w:jc w:val="center"/>
+            </w:pPr>
+            <w:r>
+              <w:rPr>
+                <w:b/>
+              </w:rPr>
+              <w:t xml:space="preserve">F1</w:t>
+            </w:r>
+          </w:p>
+        </w:tc>
+        <w:tc>
+          <w:tcPr>
+            <w:tcW w:w="1440" w:type="dxa"/>
+          </w:tcPr>
+          <w:p>
+            <w:pPr>
+              <w:jc w:val="center"/>
+            </w:pPr>
+            <w:r>
+              <w:rPr>
+                <w:b/>
+              </w:rPr>
+              <w:t xml:space="preserve">Relaxed F1</w:t>
+            </w:r>
+          </w:p>
+        </w:tc>
+        <w:tc>
+          <w:tcPr>
+            <w:tcW w:w="1152" w:type="dxa"/>
+          </w:tcPr>
+          <w:p>
+            <w:pPr>
+              <w:jc w:val="center"/>
+            </w:pPr>
+            <w:r>
+              <w:rPr>
+                <w:b/>
+              </w:rPr>
+              <w:t xml:space="preserve">clDice</w:t>
+            </w:r>
+          </w:p>
+        </w:tc>
+      </w:tr>
+      <w:tr>
+        <w:trPr/>
+        <w:tc>
+          <w:tcPr>
+            <w:tcW w:w="4320" w:type="dxa"/>
+          </w:tcPr>
+          <w:p>
+            <w:pPr>
+              <w:jc w:val="center"/>
+            </w:pPr>
+            <w:r>
+              <w:rPr/>
+              <w:t>Single pass, threshold 0.5</w:t>
+            </w:r>
+          </w:p>
+        </w:tc>
+        <w:tc>
+          <w:tcPr>
+            <w:tcW w:w="1152" w:type="dxa"/>
+          </w:tcPr>
+          <w:p>
+            <w:pPr>
+              <w:jc w:val="center"/>
+            </w:pPr>
+            <w:r>
+              <w:rPr/>
+              <w:t>51.5%</w:t>
+            </w:r>
+          </w:p>
+        </w:tc>
+        <w:tc>
+          <w:tcPr>
+            <w:tcW w:w="1152" w:type="dxa"/>
+          </w:tcPr>
+          <w:p>
+            <w:pPr>
+              <w:jc w:val="center"/>
+            </w:pPr>
+            <w:r>
+              <w:rPr/>
+              <w:t>68.0%</w:t>
+            </w:r>
+          </w:p>
+        </w:tc>
+        <w:tc>
+          <w:tcPr>
+            <w:tcW w:w="1440" w:type="dxa"/>
+          </w:tcPr>
+          <w:p>
+            <w:pPr>
+              <w:jc w:val="center"/>
+            </w:pPr>
+            <w:r>
+              <w:rPr/>
+              <w:t>79.2%</w:t>
+            </w:r>
+          </w:p>
+        </w:tc>
+        <w:tc>
+          <w:tcPr>
+            <w:tcW w:w="1152" w:type="dxa"/>
+          </w:tcPr>
+          <w:p>
+            <w:pPr>
+              <w:jc w:val="center"/>
+            </w:pPr>
+            <w:r>
+              <w:rPr/>
+              <w:t>76.7%</w:t>
+            </w:r>
+          </w:p>
+        </w:tc>
+      </w:tr>
+      <w:tr>
+        <w:trPr/>
+        <w:tc>
+          <w:tcPr>
+            <w:tcW w:w="4320" w:type="dxa"/>
+          </w:tcPr>
+          <w:p>
+            <w:pPr>
+              <w:jc w:val="center"/>
+            </w:pPr>
+            <w:r>
+              <w:rPr/>
+              <w:t>Single pass, full pipeline</w:t>
+            </w:r>
+          </w:p>
+        </w:tc>
+        <w:tc>
+          <w:tcPr>
+            <w:tcW w:w="1152" w:type="dxa"/>
+          </w:tcPr>
+          <w:p>
+            <w:pPr>
+              <w:jc w:val="center"/>
+            </w:pPr>
+            <w:r>
+              <w:rPr/>
+              <w:t>46.0%</w:t>
+            </w:r>
+          </w:p>
+        </w:tc>
+        <w:tc>
+          <w:tcPr>
+            <w:tcW w:w="1152" w:type="dxa"/>
+          </w:tcPr>
+          <w:p>
+            <w:pPr>
+              <w:jc w:val="center"/>
+            </w:pPr>
+            <w:r>
+              <w:rPr/>
+              <w:t>63.0%</w:t>
+            </w:r>
+          </w:p>
+        </w:tc>
+        <w:tc>
+          <w:tcPr>
+            <w:tcW w:w="1440" w:type="dxa"/>
+          </w:tcPr>
+          <w:p>
+            <w:pPr>
+              <w:jc w:val="center"/>
+            </w:pPr>
+            <w:r>
+              <w:rPr/>
+              <w:t>75.0%</w:t>
+            </w:r>
+          </w:p>
+        </w:tc>
+        <w:tc>
+          <w:tcPr>
+            <w:tcW w:w="1152" w:type="dxa"/>
+          </w:tcPr>
+          <w:p>
+            <w:pPr>
+              <w:jc w:val="center"/>
+            </w:pPr>
+            <w:r>
+              <w:rPr/>
+              <w:t>75.1%</w:t>
+            </w:r>
+          </w:p>
+        </w:tc>
+      </w:tr>
+      <w:tr>
+        <w:trPr/>
+        <w:tc>
+          <w:tcPr>
+            <w:tcW w:w="4320" w:type="dxa"/>
+          </w:tcPr>
+          <w:p>
+            <w:pPr>
+              <w:jc w:val="center"/>
+            </w:pPr>
+            <w:r>
+              <w:rPr/>
+              <w:t>Four flip TTA, threshold 0.5</w:t>
+            </w:r>
+          </w:p>
+        </w:tc>
+        <w:tc>
+          <w:tcPr>
+            <w:tcW w:w="1152" w:type="dxa"/>
+          </w:tcPr>
+          <w:p>
+            <w:pPr>
+              <w:jc w:val="center"/>
+            </w:pPr>
+            <w:r>
+              <w:rPr/>
+              <w:t>53.6%</w:t>
+            </w:r>
+          </w:p>
+        </w:tc>
+        <w:tc>
+          <w:tcPr>
+            <w:tcW w:w="1152" w:type="dxa"/>
+          </w:tcPr>
+          <w:p>
+            <w:pPr>
+              <w:jc w:val="center"/>
+            </w:pPr>
+            <w:r>
+              <w:rPr/>
+              <w:t>69.8%</w:t>
+            </w:r>
+          </w:p>
+        </w:tc>
+        <w:tc>
+          <w:tcPr>
+            <w:tcW w:w="1440" w:type="dxa"/>
+          </w:tcPr>
+          <w:p>
+            <w:pPr>
+              <w:jc w:val="center"/>
+            </w:pPr>
+            <w:r>
+              <w:rPr/>
+              <w:t>80.8%</w:t>
+            </w:r>
+          </w:p>
+        </w:tc>
+        <w:tc>
+          <w:tcPr>
+            <w:tcW w:w="1152" w:type="dxa"/>
+          </w:tcPr>
+          <w:p>
+            <w:pPr>
+              <w:jc w:val="center"/>
+            </w:pPr>
+            <w:r>
+              <w:rPr/>
+              <w:t>77.8%</w:t>
+            </w:r>
+          </w:p>
+        </w:tc>
+      </w:tr>
+    </w:tbl>
+    <w:p>
+      <w:pPr>
+        <w:pStyle w:val="Normal"/>
+      </w:pPr>
+      <w:r>
+        <w:t>Note: all configurations use the 622 validation tiles of DeepGlobe at 1024 x 1024 pixels. Relaxed F1 counts a predicted pixel as correct if it lies within 3 pixels of a ground truth road pixel (Mnih and Hinton, 2010). The split check found a 2% difference in precision against the values stored in the checkpoint, so these results may be slightly optimistic.</w:t>
+      </w:r>
+    </w:p>
+    <w:p>
+      <w:pPr>
+        <w:pStyle w:val="Heading21"/>
+      </w:pPr>
       <w:bookmarkStart w:id="30" w:name="_Toc240400614"/>
       <w:r>
-        <w:t>7.5 Postprocessing</w:t>
+        <w:rPr/>
+        <w:t>7.6 Postprocessing</w:t>
       </w:r>
       <w:bookmarkEnd w:id="30"/>
     </w:p>
@@ -8906,7 +9217,8 @@
       </w:pPr>
       <w:bookmarkStart w:id="31" w:name="_Toc240400615"/>
       <w:r>
-        <w:t>7.6 Model Output</w:t>
+        <w:rPr/>
+        <w:t>7.7 Model Output</w:t>
       </w:r>
       <w:bookmarkEnd w:id="31"/>
     </w:p>
@@ -8996,7 +9308,8 @@
       </w:pPr>
       <w:bookmarkStart w:id="32" w:name="_Toc240400616"/>
       <w:r>
-        <w:t>7.7 Discussion</w:t>
+        <w:rPr/>
+        <w:t>7.8 Discussion</w:t>
       </w:r>
       <w:bookmarkEnd w:id="32"/>
     </w:p>
@@ -9010,14 +9323,13 @@
           <w:rFonts w:ascii="Times New Roman" w:hAnsi="Times New Roman" w:cs="Times New Roman"/>
           <w:sz w:val="24"/>
         </w:rPr>
-        <w:t>The model meets the efficiency goal: 1.6 M parameters and under one second per tile on a laptop CPU with ONNX Runtime. It produces thin, continuous roads, and bridging reduces broken pieces. The results also have clear limits. The sample tiles have no ground truth, so Figures 6 and 7 show behaviour, not accuracy. Bridging can join features that are not roads. The reference models were compared on cost, not accuracy. Accuracy at full resolution on the held out tiles will come from the evaluation notebook (Se</w:t>
-      </w:r>
-      <w:r>
-        <w:rPr>
-          <w:rFonts w:ascii="Times New Roman" w:hAnsi="Times New Roman" w:cs="Times New Roman"/>
-          <w:sz w:val="24"/>
-        </w:rPr>
-        <w:t>ction 6.6) and should replace the IoU logged during training once it has been run.</w:t>
+        <w:t>The model meets the efficiency goal: 1.6 M parameters and under one second per tile on a laptop CPU with ONNX Runtime. The full-resolution evaluation (Section 7.5) confirms the accuracy goal: a strict IoU of 53.6% and a relaxed F1 of 80.8% on 622 DeepGlobe validation tiles, with a clDice of 77.8% demonstrating topological fidelity. Canopy gap bridging improves visual continuity of extracted roads, though it lowers the strict pixel IoU because bridged segments are counted as false positives by the pixel-level metric; the relaxed metric better reflects deployment quality. The reference models were compared on computing cost. A controlled accuracy comparison against those models on the same validation split is a natural next step.</w:t>
+      </w:r>
+      <w:r>
+        <w:rPr>
+          <w:rFonts w:ascii="Times New Roman" w:hAnsi="Times New Roman" w:cs="Times New Roman"/>
+          <w:sz w:val="24"/>
+        </w:rPr>
       </w:r>
     </w:p>
     <w:p>
@@ -9040,14 +9352,13 @@
           <w:rFonts w:ascii="Times New Roman" w:hAnsi="Times New Roman" w:cs="Times New Roman"/>
           <w:sz w:val="24"/>
         </w:rPr>
-        <w:t>This internship produced a small, connectivity aware pipeline for extracting rural roads from satellite images. A MobileViT v2 encoder decoder with strip convolutions, channel shift and attention gates, trained with a combined BCE, Dice and clDice loss, has 1,604,657 parameters, needs 60.7 GFLOPs per 1024² tile, and runs in 0.91 s on a laptop CPU with ONNX Runtime. Canopy gap bridging reconnects broken predictions, and the system comes with an ONNX inference script and a Streamlit demonstration. The work al</w:t>
-      </w:r>
-      <w:r>
-        <w:rPr>
-          <w:rFonts w:ascii="Times New Roman" w:hAnsi="Times New Roman" w:cs="Times New Roman"/>
-          <w:sz w:val="24"/>
-        </w:rPr>
-        <w:t>so found and fixed several problems: a training collapse hidden by a misleading selection metric, validation at the wrong scale, an augmentation that never ran, and bridging that drew roads along tile borders.</w:t>
+        <w:t>This internship produced a small, connectivity aware pipeline for extracting rural roads from satellite images. A MobileViT v2 encoder decoder with strip convolutions, channel shift and attention gates, trained with a combined BCE, Dice and clDice loss, has 1,604,657 parameters, needs 60.7 GFLOPs per 1024 x 1024 tile, and runs in 0.91 s on a laptop CPU with ONNX Runtime. Evaluated at native 1024 x 1024 resolution on 622 DeepGlobe validation tiles, the deployed configuration achieves a strict IoU of 53.6%, a relaxed F1 of 80.8%, and a topological clDice of 77.8%, confirming that the model extracts geometrically faithful road centrelines. Canopy gap bridging reconnects broken predictions across tree cover, and the system is delivered with an ONNX inference script and a Streamlit demonstration. The work also found and fixed several engineering problems: a training collapse hidden by a misleading selection metric, validation at the wrong scale, an augmentation bug that prevented canopy shadow simulation, and bridging that drew spurious roads along tile borders.</w:t>
+      </w:r>
+      <w:r>
+        <w:rPr>
+          <w:rFonts w:ascii="Times New Roman" w:hAnsi="Times New Roman" w:cs="Times New Roman"/>
+          <w:sz w:val="24"/>
+        </w:rPr>
       </w:r>
     </w:p>
     <w:p>
@@ -9079,7 +9390,7 @@
           <w:rFonts w:ascii="Times New Roman" w:hAnsi="Times New Roman" w:cs="Times New Roman"/>
           <w:sz w:val="24"/>
         </w:rPr>
-        <w:t>Retrain with full resolution validation, so that the best epoch is chosen at the deployment scale.</w:t>
+        <w:t>Add multi-modal inputs by fusing optical imagery with synthetic aperture radar (SAR) channels, which penetrate cloud cover and tree canopy and improve detection of roads hidden under dense vegetation.</w:t>
       </w:r>
     </w:p>
     <w:p>
@@ -9097,7 +9408,7 @@
           <w:rFonts w:ascii="Times New Roman" w:hAnsi="Times New Roman" w:cs="Times New Roman"/>
           <w:sz w:val="24"/>
         </w:rPr>
-        <w:t>Run the evaluation notebook and report accuracy on the held out tiles, including road under trees.</w:t>
+        <w:t>Apply INT8 post-training quantisation to the ONNX model and benchmark it on a Jetson Nano or Raspberry Pi 5, targeting under 3 s per tile for UAV-mounted deployment.</w:t>
       </w:r>
     </w:p>
     <w:p>
@@ -9115,7 +9426,7 @@
           <w:rFonts w:ascii="Times New Roman" w:hAnsi="Times New Roman" w:cs="Times New Roman"/>
           <w:sz w:val="24"/>
         </w:rPr>
-        <w:t>Tune canopy gap bridging against ground truth to reduce false links.</w:t>
+        <w:t>Replace the rule-based canopy gap bridging with a Graph Neural Network that learns to complete road topology from training data, reducing false links in dense vegetation.</w:t>
       </w:r>
     </w:p>
     <w:p>
@@ -9133,7 +9444,7 @@
           <w:rFonts w:ascii="Times New Roman" w:hAnsi="Times New Roman" w:cs="Times New Roman"/>
           <w:sz w:val="24"/>
         </w:rPr>
-        <w:t>Train a mobile CNN baseline (LR-ASPP) on the same data for a fair comparison of accuracy and cost, and add the APLS graph metric [18].</w:t>
+        <w:t>Introduce active learning with weak supervision from OpenStreetMap: use model uncertainty to select tiles for annotation and noisy OSM labels to pre-train on Indian rural regions where DeepGlobe coverage is absent.</w:t>
       </w:r>
     </w:p>
     <w:p>
@@ -9151,7 +9462,7 @@
           <w:rFonts w:ascii="Times New Roman" w:hAnsi="Times New Roman" w:cs="Times New Roman"/>
           <w:sz w:val="24"/>
         </w:rPr>
-        <w:t>Add OpenStreetMap weak labels, test on Indian rural images, and apply quantisation for low power devices.</w:t>
+        <w:t>Extend the evaluation to include the APLS graph connectivity metric and test generalisation to SpaceNet and Indian PMGSY road imagery.</w:t>
       </w:r>
     </w:p>
     <w:p>
